--- a/personalU/product/p/清數.docx
+++ b/personalU/product/p/清數.docx
@@ -11,13 +11,13 @@
         <w:t xml:space="preserve">就讀動機（P）：國立清華大學數學系乙組（應用數學組）</w:t>
       </w:r>
     </w:p>
-    <w:bookmarkStart w:id="20" w:name="一從程式開發中發現數學的必要性"/>
+    <w:bookmarkStart w:id="20" w:name="一從程式開發中發現數學的重要性"/>
     <w:p>
       <w:pPr>
         <w:pStyle w:val="Heading2"/>
       </w:pPr>
       <w:r>
-        <w:t xml:space="preserve">一、從程式開發中發現數學的必要性</w:t>
+        <w:t xml:space="preserve">一、從程式開發中發現數學的重要性</w:t>
       </w:r>
     </w:p>
     <w:p>
@@ -25,7 +25,7 @@
         <w:pStyle w:val="FirstParagraph"/>
       </w:pPr>
       <w:r>
-        <w:t xml:space="preserve">我高中期間開發了 1800 行的 Bash 工具 replace.sh，解決開源社群的簡繁轉換問題，並在 GitHub 完成 145 個合併的 PR。這段經歷讓我深刻體認到：程式開發的本質不是打字，而是邏輯的堆疊與分解。</w:t>
+        <w:t xml:space="preserve">我高中期間開發了 1800 行的 Bash 工具 replace.sh，解決開源社群的簡繁轉換問題，並在 GitHub 完成 145 個合併的 PR。這段經歷讓我深刻體認到，邏輯的堆疊與分解才是程式開發的本質。</w:t>
       </w:r>
     </w:p>
     <w:p>
@@ -33,17 +33,17 @@
         <w:pStyle w:val="BodyText"/>
       </w:pPr>
       <w:r>
-        <w:t xml:space="preserve">在設計 replace.sh 的分層替換架構時，我必須將模糊的語言歧義（如「質量」同時代表品質與物理量）轉化為可被程式判斷的規則集合。而在撰寫 yt.py 多執行緒下載器時，任務排程與資源分配的效率問題，讓我第一次意識到自己缺乏演算法複雜度分析與離散數學的正規訓練。我能把功能寫出來，但無法證明它是最佳解，也無法估算它在輸入規模擴大時的效能衰減速度。這不是靠多寫幾行程式碼能解決的問題。</w:t>
+        <w:t xml:space="preserve">在設計 replace.sh 的分層替換架構時，我必須將模糊的語言歧義（如「質量」同時代表品質與物理量）轉化為可被程式判斷的規則集合。而在而在開發 yt.py 多執行緒下載器時，我雖然把功能做出來了，但整個開發過程全憑直覺與試錯，寫完之後也說不清楚自己的做法到底好不好、還有沒有更聰明的寫法。這種「能動但說不出為什麼」的感覺，讓我意識到自己缺乏數學與演算法方面的正規訓練。</w:t>
       </w:r>
     </w:p>
     <w:bookmarkEnd w:id="20"/>
-    <w:bookmarkStart w:id="21" w:name="二為何選擇清大數學系乙組"/>
+    <w:bookmarkStart w:id="21" w:name="二為何選擇清大數學系乙組應用數學組"/>
     <w:p>
       <w:pPr>
         <w:pStyle w:val="Heading2"/>
       </w:pPr>
       <w:r>
-        <w:t xml:space="preserve">二、為何選擇清大數學系乙組</w:t>
+        <w:t xml:space="preserve">二、為何選擇清大數學系乙組（應用數學組）</w:t>
       </w:r>
     </w:p>
     <w:p>
@@ -51,7 +51,7 @@
         <w:pStyle w:val="FirstParagraph"/>
       </w:pPr>
       <w:r>
-        <w:t xml:space="preserve">應數組的課程在基礎必修之上，額外要求程式設計二、機率論、統計學與數值分析一，代表應數組培養的不只是證明定理的能力，而是「用數學解決計算問題」的實戰力。三選一的分組選修中，離散數學所涵蓋的圖論與計數方法，是演算法設計的數學根基，與我在 yt.py 中遭遇的任務排程效率問題直接相關：我目前只能憑直覺分配執行緒數量，無法用數學模型推導出最佳配置。</w:t>
+        <w:t xml:space="preserve">應數組的課程在基礎必修之上，額外要求程式設計二、機率論、統計學與數值分析一，代表應數組培養的不只是證明定理的能力，而是「用數學解決計算問題」的實戰力。三選一的分組選修中，離散數學所涵蓋的圖論與計數方法，是演算法設計的數學根基。在開發 yt.py 時，執行緒的數量僅憑經驗設定，而我正好缺乏評估標準的知識基礎。應數組大三的離散數學涵蓋的圖論與組合計數，以及大二機率論中的隨機過程，恰好能為這類資源分配問題提供分析框架。</w:t>
       </w:r>
     </w:p>
     <w:p>
@@ -59,7 +59,7 @@
         <w:pStyle w:val="BodyText"/>
       </w:pPr>
       <w:r>
-        <w:t xml:space="preserve">清大數學系擁有全國最好的數學專業圖書館之一，館藏西文圖書逾四萬冊，對於需要大量閱讀原文教材的數學學習而言，是極為珍貴的環境。朱家杰教授曾獲校級傑出教學獎，其專攻的數值分析與科學計算方向，正好對應我期望將程式開發經驗轉化為具備理論支撐之最佳化能力的需求。不過，從自學寫腳本到嚴謹的數學證明思維之間，存在巨大的跳躍，我很清楚這段路不會輕鬆。</w:t>
+        <w:t xml:space="preserve">清大數學系擁有全國最好的數學專業圖書館之一，館藏西文圖書逾四萬冊，對於需要大量閱讀原文教材的數學學習而言，是極為珍貴的環境。朱家杰教授曾獲校級傑出教學獎，其專攻的數值分析與科學計算方向，正好對應我期望將程式開發經驗轉化為具備理論支撐之最佳化能力的需求。不過，從自學寫腳本到以數學方法分析問題之間，存在巨大的跳躍，我很清楚這段路不會輕鬆。</w:t>
       </w:r>
     </w:p>
     <w:p>
